--- a/documentation/report/Thika-Service-Finder-Report .docx
+++ b/documentation/report/Thika-Service-Finder-Report .docx
@@ -623,7 +623,7 @@
     </w:p>
     <w:sdt>
       <w:sdtPr>
-        <w:id w:val="1910032725"/>
+        <w:id w:val="1555501486"/>
         <w:docPartObj>
           <w:docPartGallery w:val="Table of Contents"/>
           <w:docPartUnique w:val="1"/>
@@ -2288,6 +2288,1454 @@
           <w:rtl w:val="0"/>
         </w:rPr>
         <w:t xml:space="preserve">The system must allow users to save and persist their favorite locations offline.</w:t>
+      </w:r>
+    </w:p>
+    <w:p>
+      <w:pPr>
+        <w:spacing w:after="0" w:before="0" w:line="276" w:lineRule="auto"/>
+        <w:rPr/>
+      </w:pPr>
+      <w:r>
+        <w:rPr>
+          <w:rtl w:val="0"/>
+        </w:rPr>
+      </w:r>
+    </w:p>
+    <w:p>
+      <w:pPr>
+        <w:pStyle w:val="Heading1"/>
+        <w:spacing w:after="120" w:before="240" w:line="276" w:lineRule="auto"/>
+        <w:jc w:val="left"/>
+        <w:rPr/>
+      </w:pPr>
+      <w:r>
+        <w:rPr>
+          <w:rFonts w:ascii="Times New Roman" w:cs="Times New Roman" w:eastAsia="Times New Roman" w:hAnsi="Times New Roman"/>
+          <w:b w:val="1"/>
+          <w:bCs w:val="1"/>
+          <w:sz w:val="32"/>
+          <w:szCs w:val="32"/>
+          <w:rtl w:val="0"/>
+        </w:rPr>
+        <w:t xml:space="preserve">5.0 System Design and Architecture</w:t>
+      </w:r>
+      <w:r>
+        <w:rPr>
+          <w:rtl w:val="0"/>
+        </w:rPr>
+      </w:r>
+    </w:p>
+    <w:p>
+      <w:pPr>
+        <w:pStyle w:val="Heading2"/>
+        <w:spacing w:after="120" w:before="240" w:line="276" w:lineRule="auto"/>
+        <w:jc w:val="left"/>
+        <w:rPr/>
+      </w:pPr>
+      <w:r>
+        <w:rPr>
+          <w:rFonts w:ascii="Times New Roman" w:cs="Times New Roman" w:eastAsia="Times New Roman" w:hAnsi="Times New Roman"/>
+          <w:b w:val="1"/>
+          <w:bCs w:val="1"/>
+          <w:sz w:val="28"/>
+          <w:szCs w:val="28"/>
+          <w:rtl w:val="0"/>
+        </w:rPr>
+        <w:t xml:space="preserve">5.1 Use Case Modeling</w:t>
+      </w:r>
+      <w:r>
+        <w:rPr>
+          <w:rtl w:val="0"/>
+        </w:rPr>
+      </w:r>
+    </w:p>
+    <w:p>
+      <w:pPr>
+        <w:spacing w:after="120" w:before="0" w:line="276" w:lineRule="auto"/>
+        <w:jc w:val="both"/>
+        <w:rPr>
+          <w:rFonts w:ascii="Times New Roman" w:cs="Times New Roman" w:eastAsia="Times New Roman" w:hAnsi="Times New Roman"/>
+          <w:sz w:val="26"/>
+          <w:szCs w:val="26"/>
+        </w:rPr>
+      </w:pPr>
+      <w:r>
+        <w:rPr>
+          <w:rFonts w:ascii="Times New Roman" w:cs="Times New Roman" w:eastAsia="Times New Roman" w:hAnsi="Times New Roman"/>
+          <w:sz w:val="26"/>
+          <w:szCs w:val="26"/>
+          <w:rtl w:val="0"/>
+        </w:rPr>
+        <w:t xml:space="preserve">To elucidate the functional requirements and user interactions within the Thika Service Finder ecosystem, a Unified Modeling Language (UML) Use Case Diagram was developed. This architectural model defines the system boundaries and abstracts the primary interactions between the </w:t>
+      </w:r>
+      <w:r>
+        <w:rPr>
+          <w:rtl w:val="0"/>
+        </w:rPr>
+        <w:t xml:space="preserve">end-user, specifically</w:t>
+      </w:r>
+      <w:r>
+        <w:rPr>
+          <w:rFonts w:ascii="Times New Roman" w:cs="Times New Roman" w:eastAsia="Times New Roman" w:hAnsi="Times New Roman"/>
+          <w:sz w:val="26"/>
+          <w:szCs w:val="26"/>
+          <w:rtl w:val="0"/>
+        </w:rPr>
+        <w:t xml:space="preserve"> local residents and university students</w:t>
+      </w:r>
+      <w:r>
+        <w:rPr>
+          <w:rtl w:val="0"/>
+        </w:rPr>
+        <w:t xml:space="preserve"> </w:t>
+      </w:r>
+      <w:r>
+        <w:rPr>
+          <w:rFonts w:ascii="Times New Roman" w:cs="Times New Roman" w:eastAsia="Times New Roman" w:hAnsi="Times New Roman"/>
+          <w:sz w:val="26"/>
+          <w:szCs w:val="26"/>
+          <w:rtl w:val="0"/>
+        </w:rPr>
+        <w:t xml:space="preserve">and the application’s core modules. By mapping primary operations such as category browsing, service querying, and detailed view rendering, the diagram provides a high-level operational blueprint. The model explicitly illustrates the local data persistence strategy by demonstrating an «include» relationship between the user-initiated ‘Bookmark Favorite Locations’ action and the underlying backend process of writing to the Android SharedPreferences API.</w:t>
+      </w:r>
+    </w:p>
+    <w:p>
+      <w:pPr>
+        <w:spacing w:after="120" w:before="0" w:line="276" w:lineRule="auto"/>
+        <w:jc w:val="both"/>
+        <w:rPr/>
+      </w:pPr>
+      <w:r>
+        <w:rPr>
+          <w:rtl w:val="0"/>
+        </w:rPr>
+      </w:r>
+    </w:p>
+    <w:p>
+      <w:pPr>
+        <w:pStyle w:val="Heading3"/>
+        <w:spacing w:after="120" w:before="60" w:line="276" w:lineRule="auto"/>
+        <w:jc w:val="center"/>
+        <w:rPr>
+          <w:color w:val="000000"/>
+        </w:rPr>
+      </w:pPr>
+      <w:bookmarkStart w:colFirst="0" w:colLast="0" w:name="_heading=h.milvz9tilm21" w:id="0"/>
+      <w:bookmarkEnd w:id="0"/>
+      <w:r>
+        <w:rPr>
+          <w:color w:val="000000"/>
+          <w:rtl w:val="0"/>
+        </w:rPr>
+        <w:t xml:space="preserve">Figure 5.1: UML  Diagram illustrating user interactions within the Thika Service Finder system</w:t>
+      </w:r>
+    </w:p>
+    <w:p>
+      <w:pPr>
+        <w:pStyle w:val="Heading3"/>
+        <w:pBdr>
+          <w:top w:color="auto" w:space="0" w:sz="0" w:val="none"/>
+          <w:left w:color="auto" w:space="0" w:sz="0" w:val="none"/>
+          <w:bottom w:color="auto" w:space="0" w:sz="0" w:val="none"/>
+          <w:right w:color="auto" w:space="0" w:sz="0" w:val="none"/>
+          <w:between w:color="auto" w:space="0" w:sz="0" w:val="none"/>
+        </w:pBdr>
+        <w:spacing w:after="80" w:before="280" w:line="276" w:lineRule="auto"/>
+        <w:rPr>
+          <w:b w:val="1"/>
+          <w:bCs w:val="1"/>
+          <w:i w:val="1"/>
+          <w:iCs w:val="1"/>
+          <w:color w:val="000000"/>
+          <w:sz w:val="22"/>
+          <w:szCs w:val="22"/>
+        </w:rPr>
+      </w:pPr>
+      <w:bookmarkStart w:colFirst="0" w:colLast="0" w:name="_heading=h.4jwdybru0thu" w:id="1"/>
+      <w:bookmarkEnd w:id="1"/>
+      <w:r>
+        <w:rPr>
+          <w:color w:val="000000"/>
+          <w:sz w:val="22"/>
+          <w:szCs w:val="22"/>
+        </w:rPr>
+        <w:drawing>
+          <wp:inline distB="114300" distT="114300" distL="114300" distR="114300">
+            <wp:extent cx="5731200" cy="4318000"/>
+            <wp:effectExtent b="0" l="0" r="0" t="0"/>
+            <wp:docPr id="2" name="image1.png"/>
+            <a:graphic>
+              <a:graphicData uri="http://schemas.openxmlformats.org/drawingml/2006/picture">
+                <pic:pic>
+                  <pic:nvPicPr>
+                    <pic:cNvPr id="0" name="image1.png"/>
+                    <pic:cNvPicPr preferRelativeResize="0"/>
+                  </pic:nvPicPr>
+                  <pic:blipFill>
+                    <a:blip r:embed="rId7"/>
+                    <a:srcRect b="9218" l="0" r="0" t="0"/>
+                    <a:stretch>
+                      <a:fillRect/>
+                    </a:stretch>
+                  </pic:blipFill>
+                  <pic:spPr>
+                    <a:xfrm>
+                      <a:off x="0" y="0"/>
+                      <a:ext cx="5731200" cy="4318000"/>
+                    </a:xfrm>
+                    <a:prstGeom prst="rect"/>
+                    <a:ln/>
+                  </pic:spPr>
+                </pic:pic>
+              </a:graphicData>
+            </a:graphic>
+          </wp:inline>
+        </w:drawing>
+      </w:r>
+      <w:r>
+        <w:rPr>
+          <w:rtl w:val="0"/>
+        </w:rPr>
+      </w:r>
+    </w:p>
+    <w:p>
+      <w:pPr>
+        <w:pStyle w:val="Heading3"/>
+        <w:spacing w:line="276" w:lineRule="auto"/>
+        <w:rPr>
+          <w:color w:val="000000"/>
+        </w:rPr>
+      </w:pPr>
+      <w:bookmarkStart w:colFirst="0" w:colLast="0" w:name="_heading=h.ucjfhumzc0oe" w:id="2"/>
+      <w:bookmarkEnd w:id="2"/>
+      <w:r>
+        <w:rPr>
+          <w:color w:val="000000"/>
+          <w:rtl w:val="0"/>
+        </w:rPr>
+        <w:t xml:space="preserve">Figure 5.2: Use Case Diagram illustrating user interactions within the Thika Service Finder system</w:t>
+      </w:r>
+    </w:p>
+    <w:p>
+      <w:pPr>
+        <w:pStyle w:val="Heading3"/>
+        <w:pBdr>
+          <w:top w:color="auto" w:space="0" w:sz="0" w:val="none"/>
+          <w:left w:color="auto" w:space="0" w:sz="0" w:val="none"/>
+          <w:bottom w:color="auto" w:space="0" w:sz="0" w:val="none"/>
+          <w:right w:color="auto" w:space="0" w:sz="0" w:val="none"/>
+          <w:between w:color="auto" w:space="0" w:sz="0" w:val="none"/>
+        </w:pBdr>
+        <w:spacing w:after="80" w:before="280" w:line="276" w:lineRule="auto"/>
+        <w:rPr>
+          <w:i w:val="1"/>
+          <w:iCs w:val="1"/>
+          <w:color w:val="000000"/>
+          <w:sz w:val="22"/>
+          <w:szCs w:val="22"/>
+        </w:rPr>
+      </w:pPr>
+      <w:bookmarkStart w:colFirst="0" w:colLast="0" w:name="_heading=h.q9gtlamhedki" w:id="3"/>
+      <w:bookmarkEnd w:id="3"/>
+      <w:r>
+        <w:rPr>
+          <w:rtl w:val="0"/>
+        </w:rPr>
+      </w:r>
+    </w:p>
+    <w:p>
+      <w:pPr>
+        <w:pStyle w:val="Heading3"/>
+        <w:keepNext w:val="1"/>
+        <w:keepLines w:val="1"/>
+        <w:pBdr>
+          <w:top w:color="auto" w:space="0" w:sz="0" w:val="none"/>
+          <w:left w:color="auto" w:space="0" w:sz="0" w:val="none"/>
+          <w:bottom w:color="auto" w:space="0" w:sz="0" w:val="none"/>
+          <w:right w:color="auto" w:space="0" w:sz="0" w:val="none"/>
+          <w:between w:color="auto" w:space="0" w:sz="0" w:val="none"/>
+        </w:pBdr>
+        <w:spacing w:after="240" w:before="240" w:line="276" w:lineRule="auto"/>
+        <w:rPr>
+          <w:color w:val="000000"/>
+        </w:rPr>
+      </w:pPr>
+      <w:bookmarkStart w:colFirst="0" w:colLast="0" w:name="_heading=h.27d5xlen8gam" w:id="4"/>
+      <w:bookmarkEnd w:id="4"/>
+      <w:r>
+        <w:rPr>
+          <w:color w:val="000000"/>
+          <w:sz w:val="22"/>
+          <w:szCs w:val="22"/>
+        </w:rPr>
+        <w:drawing>
+          <wp:inline distB="114300" distT="114300" distL="114300" distR="114300">
+            <wp:extent cx="5267325" cy="2611045"/>
+            <wp:effectExtent b="0" l="0" r="0" t="0"/>
+            <wp:docPr id="5" name="image4.png"/>
+            <a:graphic>
+              <a:graphicData uri="http://schemas.openxmlformats.org/drawingml/2006/picture">
+                <pic:pic>
+                  <pic:nvPicPr>
+                    <pic:cNvPr id="0" name="image4.png"/>
+                    <pic:cNvPicPr preferRelativeResize="0"/>
+                  </pic:nvPicPr>
+                  <pic:blipFill>
+                    <a:blip r:embed="rId8"/>
+                    <a:srcRect b="3688" l="8140" r="0" t="23438"/>
+                    <a:stretch>
+                      <a:fillRect/>
+                    </a:stretch>
+                  </pic:blipFill>
+                  <pic:spPr>
+                    <a:xfrm>
+                      <a:off x="0" y="0"/>
+                      <a:ext cx="5267325" cy="2611045"/>
+                    </a:xfrm>
+                    <a:prstGeom prst="rect"/>
+                    <a:ln/>
+                  </pic:spPr>
+                </pic:pic>
+              </a:graphicData>
+            </a:graphic>
+          </wp:inline>
+        </w:drawing>
+      </w:r>
+      <w:r>
+        <w:rPr>
+          <w:rtl w:val="0"/>
+        </w:rPr>
+      </w:r>
+    </w:p>
+    <w:p>
+      <w:pPr>
+        <w:pStyle w:val="Heading2"/>
+        <w:spacing w:after="120" w:before="240" w:line="276" w:lineRule="auto"/>
+        <w:jc w:val="left"/>
+        <w:rPr/>
+      </w:pPr>
+      <w:r>
+        <w:rPr>
+          <w:rtl w:val="0"/>
+        </w:rPr>
+      </w:r>
+    </w:p>
+    <w:p>
+      <w:pPr>
+        <w:pStyle w:val="Heading2"/>
+        <w:spacing w:after="120" w:before="240" w:line="276" w:lineRule="auto"/>
+        <w:jc w:val="left"/>
+        <w:rPr/>
+      </w:pPr>
+      <w:r>
+        <w:rPr>
+          <w:rtl w:val="0"/>
+        </w:rPr>
+      </w:r>
+    </w:p>
+    <w:p>
+      <w:pPr>
+        <w:pStyle w:val="Heading2"/>
+        <w:spacing w:after="120" w:before="240" w:line="276" w:lineRule="auto"/>
+        <w:jc w:val="left"/>
+        <w:rPr/>
+      </w:pPr>
+      <w:r>
+        <w:rPr>
+          <w:rFonts w:ascii="Times New Roman" w:cs="Times New Roman" w:eastAsia="Times New Roman" w:hAnsi="Times New Roman"/>
+          <w:b w:val="1"/>
+          <w:bCs w:val="1"/>
+          <w:sz w:val="28"/>
+          <w:szCs w:val="28"/>
+          <w:rtl w:val="0"/>
+        </w:rPr>
+        <w:t xml:space="preserve">5.2 User Interface Design</w:t>
+      </w:r>
+      <w:r>
+        <w:rPr>
+          <w:rtl w:val="0"/>
+        </w:rPr>
+      </w:r>
+    </w:p>
+    <w:p>
+      <w:pPr>
+        <w:spacing w:after="120" w:before="0" w:line="276" w:lineRule="auto"/>
+        <w:jc w:val="both"/>
+        <w:rPr>
+          <w:rFonts w:ascii="Times New Roman" w:cs="Times New Roman" w:eastAsia="Times New Roman" w:hAnsi="Times New Roman"/>
+          <w:sz w:val="26"/>
+          <w:szCs w:val="26"/>
+        </w:rPr>
+      </w:pPr>
+      <w:r>
+        <w:rPr>
+          <w:rFonts w:ascii="Times New Roman" w:cs="Times New Roman" w:eastAsia="Times New Roman" w:hAnsi="Times New Roman"/>
+          <w:sz w:val="26"/>
+          <w:szCs w:val="26"/>
+          <w:rtl w:val="0"/>
+        </w:rPr>
+        <w:t xml:space="preserve">The application interface was wireframed using Figma before implementation in Kotlin. The design strictly adheres to Google’s Material Design 3 (MD3) guidelines, utilizing standardized typography, adaptive color schemes, and structural components such as Scaffold to manage system insets and prevent status-bar overlap.</w:t>
+      </w:r>
+    </w:p>
+    <w:p>
+      <w:pPr>
+        <w:pStyle w:val="Heading3"/>
+        <w:spacing w:after="120" w:before="60" w:line="276" w:lineRule="auto"/>
+        <w:jc w:val="left"/>
+        <w:rPr>
+          <w:color w:val="000000"/>
+        </w:rPr>
+      </w:pPr>
+      <w:bookmarkStart w:colFirst="0" w:colLast="0" w:name="_heading=h.2fz9br2jq1rj" w:id="5"/>
+      <w:bookmarkEnd w:id="5"/>
+      <w:r>
+        <w:rPr>
+          <w:color w:val="000000"/>
+          <w:rtl w:val="0"/>
+        </w:rPr>
+        <w:t xml:space="preserve">Figure 5.3: Wireframe design for the Application Splash Screen developed in Figma</w:t>
+      </w:r>
+    </w:p>
+    <w:p>
+      <w:pPr>
+        <w:pStyle w:val="Heading3"/>
+        <w:pBdr>
+          <w:top w:color="auto" w:space="0" w:sz="0" w:val="none"/>
+          <w:left w:color="auto" w:space="0" w:sz="0" w:val="none"/>
+          <w:bottom w:color="auto" w:space="0" w:sz="0" w:val="none"/>
+          <w:right w:color="auto" w:space="0" w:sz="0" w:val="none"/>
+          <w:between w:color="auto" w:space="0" w:sz="0" w:val="none"/>
+        </w:pBdr>
+        <w:spacing w:after="80" w:before="280" w:line="276" w:lineRule="auto"/>
+        <w:rPr>
+          <w:b w:val="1"/>
+          <w:bCs w:val="1"/>
+          <w:color w:val="000000"/>
+          <w:sz w:val="21"/>
+          <w:szCs w:val="21"/>
+          <w:highlight w:val="white"/>
+        </w:rPr>
+      </w:pPr>
+      <w:bookmarkStart w:colFirst="0" w:colLast="0" w:name="_heading=h.b9ndqvccjni" w:id="6"/>
+      <w:bookmarkEnd w:id="6"/>
+      <w:r>
+        <w:rPr>
+          <w:color w:val="000000"/>
+          <w:sz w:val="22"/>
+          <w:szCs w:val="22"/>
+        </w:rPr>
+        <w:drawing>
+          <wp:inline distB="114300" distT="114300" distL="114300" distR="114300">
+            <wp:extent cx="5731200" cy="5626100"/>
+            <wp:effectExtent b="0" l="0" r="0" t="0"/>
+            <wp:docPr id="4" name="image5.png"/>
+            <a:graphic>
+              <a:graphicData uri="http://schemas.openxmlformats.org/drawingml/2006/picture">
+                <pic:pic>
+                  <pic:nvPicPr>
+                    <pic:cNvPr id="0" name="image5.png"/>
+                    <pic:cNvPicPr preferRelativeResize="0"/>
+                  </pic:nvPicPr>
+                  <pic:blipFill>
+                    <a:blip r:embed="rId9"/>
+                    <a:srcRect b="0" l="0" r="0" t="18031"/>
+                    <a:stretch>
+                      <a:fillRect/>
+                    </a:stretch>
+                  </pic:blipFill>
+                  <pic:spPr>
+                    <a:xfrm>
+                      <a:off x="0" y="0"/>
+                      <a:ext cx="5731200" cy="5626100"/>
+                    </a:xfrm>
+                    <a:prstGeom prst="rect"/>
+                    <a:ln/>
+                  </pic:spPr>
+                </pic:pic>
+              </a:graphicData>
+            </a:graphic>
+          </wp:inline>
+        </w:drawing>
+      </w:r>
+      <w:r>
+        <w:rPr>
+          <w:rtl w:val="0"/>
+        </w:rPr>
+      </w:r>
+    </w:p>
+    <w:p>
+      <w:pPr>
+        <w:spacing w:after="120" w:before="60" w:line="276" w:lineRule="auto"/>
+        <w:jc w:val="center"/>
+        <w:rPr>
+          <w:i w:val="1"/>
+          <w:iCs w:val="1"/>
+          <w:sz w:val="22"/>
+          <w:szCs w:val="22"/>
+        </w:rPr>
+      </w:pPr>
+      <w:r>
+        <w:rPr>
+          <w:rtl w:val="0"/>
+        </w:rPr>
+      </w:r>
+    </w:p>
+    <w:p>
+      <w:pPr>
+        <w:spacing w:after="120" w:before="60" w:line="276" w:lineRule="auto"/>
+        <w:jc w:val="center"/>
+        <w:rPr>
+          <w:i w:val="1"/>
+          <w:iCs w:val="1"/>
+          <w:sz w:val="22"/>
+          <w:szCs w:val="22"/>
+        </w:rPr>
+      </w:pPr>
+      <w:r>
+        <w:rPr>
+          <w:rtl w:val="0"/>
+        </w:rPr>
+      </w:r>
+    </w:p>
+    <w:p>
+      <w:pPr>
+        <w:spacing w:after="0" w:before="0" w:line="276" w:lineRule="auto"/>
+        <w:rPr/>
+      </w:pPr>
+      <w:r>
+        <w:rPr>
+          <w:rtl w:val="0"/>
+        </w:rPr>
+      </w:r>
+    </w:p>
+    <w:p>
+      <w:pPr>
+        <w:pStyle w:val="Heading2"/>
+        <w:spacing w:after="120" w:before="240" w:line="276" w:lineRule="auto"/>
+        <w:jc w:val="left"/>
+        <w:rPr/>
+      </w:pPr>
+      <w:r>
+        <w:rPr>
+          <w:rtl w:val="0"/>
+        </w:rPr>
+      </w:r>
+    </w:p>
+    <w:p>
+      <w:pPr>
+        <w:pStyle w:val="Heading2"/>
+        <w:spacing w:after="120" w:before="240" w:line="276" w:lineRule="auto"/>
+        <w:jc w:val="left"/>
+        <w:rPr/>
+      </w:pPr>
+      <w:r>
+        <w:rPr>
+          <w:rFonts w:ascii="Times New Roman" w:cs="Times New Roman" w:eastAsia="Times New Roman" w:hAnsi="Times New Roman"/>
+          <w:b w:val="1"/>
+          <w:bCs w:val="1"/>
+          <w:sz w:val="28"/>
+          <w:szCs w:val="28"/>
+          <w:rtl w:val="0"/>
+        </w:rPr>
+        <w:t xml:space="preserve">5.3 Navigation and Architectural Overview</w:t>
+      </w:r>
+      <w:r>
+        <w:rPr>
+          <w:rtl w:val="0"/>
+        </w:rPr>
+      </w:r>
+    </w:p>
+    <w:p>
+      <w:pPr>
+        <w:spacing w:after="120" w:before="0" w:line="276" w:lineRule="auto"/>
+        <w:jc w:val="both"/>
+        <w:rPr/>
+      </w:pPr>
+      <w:r>
+        <w:rPr>
+          <w:rFonts w:ascii="Times New Roman" w:cs="Times New Roman" w:eastAsia="Times New Roman" w:hAnsi="Times New Roman"/>
+          <w:sz w:val="26"/>
+          <w:szCs w:val="26"/>
+          <w:rtl w:val="0"/>
+        </w:rPr>
+        <w:t xml:space="preserve">The "Thika Service Finder" utilizes a modern Single-Activity Architecture (SAA). Navigation is orchestrated via the Jetpack Compose NavHost controller, where route arguments are passed dynamically between composables to ensure a state-driven flow without the overhead of traditional multi-activity stacks. This architecture employs a strictly decoupled design where the Presentation Layer governed by the NavHost orchestrates state transitions across discrete Composable nodes. By centralizing UI logic and utilizing state hoisting, the system ensures that user interactions are mediated through the FavoritesManager. This component provides an interface for local persistence, establishing an offline-first paradigm that guarantees UI responsiveness. Future integration of a Networking Layer via Retrofit will further extend this model by implementing a Repository pattern to abstract remote data fetching.</w:t>
+      </w:r>
+      <w:r>
+        <w:rPr>
+          <w:rtl w:val="0"/>
+        </w:rPr>
+      </w:r>
+    </w:p>
+    <w:p>
+      <w:pPr>
+        <w:spacing w:after="0" w:before="0" w:line="276" w:lineRule="auto"/>
+        <w:rPr/>
+      </w:pPr>
+      <w:r>
+        <w:rPr>
+          <w:rtl w:val="0"/>
+        </w:rPr>
+      </w:r>
+    </w:p>
+    <w:p>
+      <w:pPr>
+        <w:pStyle w:val="Heading1"/>
+        <w:spacing w:after="120" w:before="240" w:line="276" w:lineRule="auto"/>
+        <w:jc w:val="left"/>
+        <w:rPr/>
+      </w:pPr>
+      <w:r>
+        <w:rPr>
+          <w:rFonts w:ascii="Times New Roman" w:cs="Times New Roman" w:eastAsia="Times New Roman" w:hAnsi="Times New Roman"/>
+          <w:b w:val="1"/>
+          <w:bCs w:val="1"/>
+          <w:sz w:val="32"/>
+          <w:szCs w:val="32"/>
+          <w:rtl w:val="0"/>
+        </w:rPr>
+        <w:t xml:space="preserve">6.0 System Implementation</w:t>
+      </w:r>
+      <w:r>
+        <w:rPr>
+          <w:rtl w:val="0"/>
+        </w:rPr>
+      </w:r>
+    </w:p>
+    <w:p>
+      <w:pPr>
+        <w:pStyle w:val="Heading2"/>
+        <w:spacing w:after="120" w:before="240" w:line="276" w:lineRule="auto"/>
+        <w:jc w:val="left"/>
+        <w:rPr/>
+      </w:pPr>
+      <w:r>
+        <w:rPr>
+          <w:rFonts w:ascii="Times New Roman" w:cs="Times New Roman" w:eastAsia="Times New Roman" w:hAnsi="Times New Roman"/>
+          <w:b w:val="1"/>
+          <w:bCs w:val="1"/>
+          <w:sz w:val="28"/>
+          <w:szCs w:val="28"/>
+          <w:rtl w:val="0"/>
+        </w:rPr>
+        <w:t xml:space="preserve">6.1 Environment Configuration </w:t>
+      </w:r>
+      <w:r>
+        <w:rPr>
+          <w:rtl w:val="0"/>
+        </w:rPr>
+      </w:r>
+    </w:p>
+    <w:p>
+      <w:pPr>
+        <w:spacing w:after="120" w:before="0" w:line="276" w:lineRule="auto"/>
+        <w:jc w:val="both"/>
+        <w:rPr>
+          <w:rFonts w:ascii="Times New Roman" w:cs="Times New Roman" w:eastAsia="Times New Roman" w:hAnsi="Times New Roman"/>
+          <w:sz w:val="26"/>
+          <w:szCs w:val="26"/>
+        </w:rPr>
+      </w:pPr>
+      <w:r>
+        <w:rPr>
+          <w:rFonts w:ascii="Times New Roman" w:cs="Times New Roman" w:eastAsia="Times New Roman" w:hAnsi="Times New Roman"/>
+          <w:sz w:val="26"/>
+          <w:szCs w:val="26"/>
+          <w:rtl w:val="0"/>
+        </w:rPr>
+        <w:t xml:space="preserve">The initial phase </w:t>
+      </w:r>
+      <w:r>
+        <w:rPr>
+          <w:sz w:val="28"/>
+          <w:szCs w:val="28"/>
+          <w:rtl w:val="0"/>
+        </w:rPr>
+        <w:t xml:space="preserve">(Weeks 1–2)</w:t>
+      </w:r>
+      <w:r>
+        <w:rPr>
+          <w:rFonts w:ascii="Times New Roman" w:cs="Times New Roman" w:eastAsia="Times New Roman" w:hAnsi="Times New Roman"/>
+          <w:sz w:val="26"/>
+          <w:szCs w:val="26"/>
+          <w:rtl w:val="0"/>
+        </w:rPr>
+        <w:t xml:space="preserve"> involved the architectural hardening of the development environment. Deploying the Android toolchain on a Parrot OS (Linux) kernel necessitated complex configuration of the Kernel-based Virtual Machine (KVM) to leverage hardware-assisted virtualization. By strictly aligning the KVM hypervisor parameters with the Pixel 8 API 34 image requirements, near-native emulation performance was achieved. This optimization was critical to mitigating the significant resource overhead typically associated with Linux-based virtualization, thereby ensuring the stability of the build pipeline and the efficiency of the Gradle Kotlin DSL deployment workflow.</w:t>
+      </w:r>
+    </w:p>
+    <w:p>
+      <w:pPr>
+        <w:spacing w:after="120" w:before="0" w:line="276" w:lineRule="auto"/>
+        <w:jc w:val="both"/>
+        <w:rPr/>
+      </w:pPr>
+      <w:r>
+        <w:rPr>
+          <w:rtl w:val="0"/>
+        </w:rPr>
+      </w:r>
+    </w:p>
+    <w:p>
+      <w:pPr>
+        <w:spacing w:after="120" w:before="0" w:line="276" w:lineRule="auto"/>
+        <w:jc w:val="both"/>
+        <w:rPr/>
+      </w:pPr>
+      <w:r>
+        <w:rPr>
+          <w:rtl w:val="0"/>
+        </w:rPr>
+      </w:r>
+    </w:p>
+    <w:p>
+      <w:pPr>
+        <w:spacing w:after="120" w:before="0" w:line="276" w:lineRule="auto"/>
+        <w:jc w:val="both"/>
+        <w:rPr/>
+      </w:pPr>
+      <w:r>
+        <w:rPr>
+          <w:rtl w:val="0"/>
+        </w:rPr>
+      </w:r>
+    </w:p>
+    <w:p>
+      <w:pPr>
+        <w:spacing w:after="120" w:before="0" w:line="276" w:lineRule="auto"/>
+        <w:jc w:val="both"/>
+        <w:rPr/>
+      </w:pPr>
+      <w:r>
+        <w:rPr>
+          <w:rtl w:val="0"/>
+        </w:rPr>
+      </w:r>
+    </w:p>
+    <w:p>
+      <w:pPr>
+        <w:spacing w:after="120" w:before="0" w:line="276" w:lineRule="auto"/>
+        <w:jc w:val="both"/>
+        <w:rPr/>
+      </w:pPr>
+      <w:r>
+        <w:rPr>
+          <w:rtl w:val="0"/>
+        </w:rPr>
+      </w:r>
+    </w:p>
+    <w:p>
+      <w:pPr>
+        <w:spacing w:after="120" w:before="0" w:line="276" w:lineRule="auto"/>
+        <w:jc w:val="both"/>
+        <w:rPr/>
+      </w:pPr>
+      <w:r>
+        <w:rPr>
+          <w:rtl w:val="0"/>
+        </w:rPr>
+      </w:r>
+    </w:p>
+    <w:p>
+      <w:pPr>
+        <w:spacing w:after="120" w:before="0" w:line="276" w:lineRule="auto"/>
+        <w:jc w:val="both"/>
+        <w:rPr/>
+      </w:pPr>
+      <w:r>
+        <w:rPr>
+          <w:rtl w:val="0"/>
+        </w:rPr>
+      </w:r>
+    </w:p>
+    <w:p>
+      <w:pPr>
+        <w:spacing w:after="120" w:before="0" w:line="276" w:lineRule="auto"/>
+        <w:jc w:val="both"/>
+        <w:rPr/>
+      </w:pPr>
+      <w:r>
+        <w:rPr>
+          <w:rtl w:val="0"/>
+        </w:rPr>
+      </w:r>
+    </w:p>
+    <w:p>
+      <w:pPr>
+        <w:spacing w:after="120" w:before="0" w:line="276" w:lineRule="auto"/>
+        <w:jc w:val="both"/>
+        <w:rPr/>
+      </w:pPr>
+      <w:r>
+        <w:rPr>
+          <w:rtl w:val="0"/>
+        </w:rPr>
+      </w:r>
+    </w:p>
+    <w:p>
+      <w:pPr>
+        <w:pStyle w:val="Heading3"/>
+        <w:spacing w:after="120" w:before="60" w:line="276" w:lineRule="auto"/>
+        <w:jc w:val="center"/>
+        <w:rPr>
+          <w:color w:val="000000"/>
+        </w:rPr>
+      </w:pPr>
+      <w:bookmarkStart w:colFirst="0" w:colLast="0" w:name="_heading=h.mp1kisyj7uxg" w:id="7"/>
+      <w:bookmarkEnd w:id="7"/>
+      <w:r>
+        <w:rPr>
+          <w:color w:val="000000"/>
+          <w:rtl w:val="0"/>
+        </w:rPr>
+        <w:t xml:space="preserve">Figure 6.1: Emulator configuration panel displaying KVM hardware acceleration settings for the Pixel 8 API 34 virtual device</w:t>
+      </w:r>
+    </w:p>
+    <w:p>
+      <w:pPr>
+        <w:pStyle w:val="Heading3"/>
+        <w:keepNext w:val="1"/>
+        <w:keepLines w:val="1"/>
+        <w:pBdr>
+          <w:top w:color="auto" w:space="0" w:sz="0" w:val="none"/>
+          <w:left w:color="auto" w:space="0" w:sz="0" w:val="none"/>
+          <w:bottom w:color="auto" w:space="0" w:sz="0" w:val="none"/>
+          <w:right w:color="auto" w:space="0" w:sz="0" w:val="none"/>
+          <w:between w:color="auto" w:space="0" w:sz="0" w:val="none"/>
+        </w:pBdr>
+        <w:spacing w:after="240" w:before="240" w:line="276" w:lineRule="auto"/>
+        <w:rPr>
+          <w:rFonts w:ascii="Roboto" w:cs="Roboto" w:eastAsia="Roboto" w:hAnsi="Roboto"/>
+          <w:i w:val="1"/>
+          <w:iCs w:val="1"/>
+          <w:color w:val="000000"/>
+          <w:sz w:val="21"/>
+          <w:szCs w:val="21"/>
+          <w:highlight w:val="white"/>
+        </w:rPr>
+      </w:pPr>
+      <w:bookmarkStart w:colFirst="0" w:colLast="0" w:name="_heading=h.h73u02fd3vnj" w:id="8"/>
+      <w:bookmarkEnd w:id="8"/>
+      <w:r>
+        <w:rPr>
+          <w:b w:val="1"/>
+          <w:bCs w:val="1"/>
+          <w:color w:val="000000"/>
+          <w:sz w:val="26"/>
+          <w:szCs w:val="26"/>
+        </w:rPr>
+        <w:drawing>
+          <wp:inline distB="114300" distT="114300" distL="114300" distR="114300">
+            <wp:extent cx="5486400" cy="3124200"/>
+            <wp:effectExtent b="0" l="0" r="0" t="0"/>
+            <wp:docPr id="3" name="image6.png"/>
+            <a:graphic>
+              <a:graphicData uri="http://schemas.openxmlformats.org/drawingml/2006/picture">
+                <pic:pic>
+                  <pic:nvPicPr>
+                    <pic:cNvPr id="0" name="image6.png"/>
+                    <pic:cNvPicPr preferRelativeResize="0"/>
+                  </pic:nvPicPr>
+                  <pic:blipFill>
+                    <a:blip r:embed="rId10"/>
+                    <a:srcRect b="0" l="0" r="0" t="0"/>
+                    <a:stretch>
+                      <a:fillRect/>
+                    </a:stretch>
+                  </pic:blipFill>
+                  <pic:spPr>
+                    <a:xfrm>
+                      <a:off x="0" y="0"/>
+                      <a:ext cx="5486400" cy="3124200"/>
+                    </a:xfrm>
+                    <a:prstGeom prst="rect"/>
+                    <a:ln/>
+                  </pic:spPr>
+                </pic:pic>
+              </a:graphicData>
+            </a:graphic>
+          </wp:inline>
+        </w:drawing>
+      </w:r>
+      <w:r>
+        <w:rPr>
+          <w:rtl w:val="0"/>
+        </w:rPr>
+      </w:r>
+    </w:p>
+    <w:p>
+      <w:pPr>
+        <w:spacing w:after="120" w:before="60" w:line="276" w:lineRule="auto"/>
+        <w:jc w:val="center"/>
+        <w:rPr>
+          <w:i w:val="1"/>
+          <w:iCs w:val="1"/>
+          <w:sz w:val="22"/>
+          <w:szCs w:val="22"/>
+        </w:rPr>
+      </w:pPr>
+      <w:r>
+        <w:rPr>
+          <w:rtl w:val="0"/>
+        </w:rPr>
+      </w:r>
+    </w:p>
+    <w:p>
+      <w:pPr>
+        <w:spacing w:after="0" w:before="0" w:line="276" w:lineRule="auto"/>
+        <w:rPr/>
+      </w:pPr>
+      <w:r>
+        <w:rPr>
+          <w:rtl w:val="0"/>
+        </w:rPr>
+      </w:r>
+    </w:p>
+    <w:p>
+      <w:pPr>
+        <w:pStyle w:val="Heading2"/>
+        <w:spacing w:after="120" w:before="240" w:line="276" w:lineRule="auto"/>
+        <w:jc w:val="left"/>
+        <w:rPr/>
+      </w:pPr>
+      <w:r>
+        <w:rPr>
+          <w:rFonts w:ascii="Times New Roman" w:cs="Times New Roman" w:eastAsia="Times New Roman" w:hAnsi="Times New Roman"/>
+          <w:b w:val="1"/>
+          <w:bCs w:val="1"/>
+          <w:sz w:val="28"/>
+          <w:szCs w:val="28"/>
+          <w:rtl w:val="0"/>
+        </w:rPr>
+        <w:t xml:space="preserve">6.2 Event Handling and Interaction </w:t>
+      </w:r>
+      <w:r>
+        <w:rPr>
+          <w:rtl w:val="0"/>
+        </w:rPr>
+      </w:r>
+    </w:p>
+    <w:p>
+      <w:pPr>
+        <w:spacing w:after="120" w:before="0" w:line="276" w:lineRule="auto"/>
+        <w:jc w:val="both"/>
+        <w:rPr>
+          <w:rFonts w:ascii="Times New Roman" w:cs="Times New Roman" w:eastAsia="Times New Roman" w:hAnsi="Times New Roman"/>
+          <w:sz w:val="26"/>
+          <w:szCs w:val="26"/>
+        </w:rPr>
+      </w:pPr>
+      <w:r>
+        <w:rPr>
+          <w:rFonts w:ascii="Times New Roman" w:cs="Times New Roman" w:eastAsia="Times New Roman" w:hAnsi="Times New Roman"/>
+          <w:sz w:val="26"/>
+          <w:szCs w:val="26"/>
+          <w:rtl w:val="0"/>
+        </w:rPr>
+        <w:t xml:space="preserve">The transition </w:t>
+      </w:r>
+      <w:r>
+        <w:rPr>
+          <w:sz w:val="28"/>
+          <w:szCs w:val="28"/>
+          <w:rtl w:val="0"/>
+        </w:rPr>
+        <w:t xml:space="preserve">(Weeks 3–4)</w:t>
+      </w:r>
+      <w:r>
+        <w:rPr>
+          <w:rFonts w:ascii="Times New Roman" w:cs="Times New Roman" w:eastAsia="Times New Roman" w:hAnsi="Times New Roman"/>
+          <w:sz w:val="26"/>
+          <w:szCs w:val="26"/>
+          <w:rtl w:val="0"/>
+        </w:rPr>
+        <w:t xml:space="preserve"> from static wireframes to a functional UI necessitated a shift toward a declarative paradigm using Jetpack Compose, fundamentally replacing the obsolescent, imperative XML</w:t>
+      </w:r>
+      <w:r>
+        <w:rPr>
+          <w:rtl w:val="0"/>
+        </w:rPr>
+        <w:t xml:space="preserve"> </w:t>
+      </w:r>
+      <w:r>
+        <w:rPr>
+          <w:rFonts w:ascii="Times New Roman" w:cs="Times New Roman" w:eastAsia="Times New Roman" w:hAnsi="Times New Roman"/>
+          <w:sz w:val="26"/>
+          <w:szCs w:val="26"/>
+          <w:rtl w:val="0"/>
+        </w:rPr>
+        <w:t xml:space="preserve">based View system. By leveraging Compose’s state-hoisting mechanisms, the UI state was decoupled from component definitions, ensuring a unidirectional data flow that minimizes synchronization artifacts and layout hierarchy complexity. The centralization of navigation logic within AppNavigation.kt</w:t>
+      </w:r>
+      <w:r>
+        <w:rPr>
+          <w:rtl w:val="0"/>
+        </w:rPr>
+        <w:t xml:space="preserve"> </w:t>
+      </w:r>
+      <w:r>
+        <w:rPr>
+          <w:rFonts w:ascii="Times New Roman" w:cs="Times New Roman" w:eastAsia="Times New Roman" w:hAnsi="Times New Roman"/>
+          <w:sz w:val="26"/>
+          <w:szCs w:val="26"/>
+          <w:rtl w:val="0"/>
+        </w:rPr>
+        <w:t xml:space="preserve">via a robust NavHost controller</w:t>
+      </w:r>
+      <w:r>
+        <w:rPr>
+          <w:rtl w:val="0"/>
+        </w:rPr>
+        <w:t xml:space="preserve"> </w:t>
+      </w:r>
+      <w:r>
+        <w:rPr>
+          <w:rFonts w:ascii="Times New Roman" w:cs="Times New Roman" w:eastAsia="Times New Roman" w:hAnsi="Times New Roman"/>
+          <w:sz w:val="26"/>
+          <w:szCs w:val="26"/>
+          <w:rtl w:val="0"/>
+        </w:rPr>
+        <w:t xml:space="preserve">obviated the need for legacy fragment transactions, facilitating a reactive, state-driven interface.</w:t>
+      </w:r>
+    </w:p>
+    <w:p>
+      <w:pPr>
+        <w:spacing w:after="120" w:before="0" w:line="276" w:lineRule="auto"/>
+        <w:jc w:val="both"/>
+        <w:rPr/>
+      </w:pPr>
+      <w:r>
+        <w:rPr>
+          <w:rtl w:val="0"/>
+        </w:rPr>
+      </w:r>
+    </w:p>
+    <w:p>
+      <w:pPr>
+        <w:spacing w:after="120" w:before="0" w:line="276" w:lineRule="auto"/>
+        <w:jc w:val="both"/>
+        <w:rPr/>
+      </w:pPr>
+      <w:r>
+        <w:rPr>
+          <w:rtl w:val="0"/>
+        </w:rPr>
+      </w:r>
+    </w:p>
+    <w:p>
+      <w:pPr>
+        <w:spacing w:after="120" w:before="0" w:line="276" w:lineRule="auto"/>
+        <w:jc w:val="both"/>
+        <w:rPr/>
+      </w:pPr>
+      <w:r>
+        <w:rPr>
+          <w:rtl w:val="0"/>
+        </w:rPr>
+      </w:r>
+    </w:p>
+    <w:p>
+      <w:pPr>
+        <w:spacing w:after="120" w:before="0" w:line="276" w:lineRule="auto"/>
+        <w:jc w:val="both"/>
+        <w:rPr/>
+      </w:pPr>
+      <w:r>
+        <w:rPr>
+          <w:rtl w:val="0"/>
+        </w:rPr>
+      </w:r>
+    </w:p>
+    <w:p>
+      <w:pPr>
+        <w:spacing w:after="120" w:before="0" w:line="276" w:lineRule="auto"/>
+        <w:jc w:val="both"/>
+        <w:rPr/>
+      </w:pPr>
+      <w:r>
+        <w:rPr>
+          <w:rtl w:val="0"/>
+        </w:rPr>
+      </w:r>
+    </w:p>
+    <w:p>
+      <w:pPr>
+        <w:spacing w:after="120" w:before="0" w:line="276" w:lineRule="auto"/>
+        <w:jc w:val="both"/>
+        <w:rPr/>
+      </w:pPr>
+      <w:r>
+        <w:rPr>
+          <w:rtl w:val="0"/>
+        </w:rPr>
+      </w:r>
+    </w:p>
+    <w:p>
+      <w:pPr>
+        <w:spacing w:after="120" w:before="0" w:line="276" w:lineRule="auto"/>
+        <w:jc w:val="both"/>
+        <w:rPr/>
+      </w:pPr>
+      <w:r>
+        <w:rPr>
+          <w:rtl w:val="0"/>
+        </w:rPr>
+      </w:r>
+    </w:p>
+    <w:p>
+      <w:pPr>
+        <w:pStyle w:val="Heading3"/>
+        <w:spacing w:line="276" w:lineRule="auto"/>
+        <w:rPr>
+          <w:color w:val="000000"/>
+        </w:rPr>
+      </w:pPr>
+      <w:bookmarkStart w:colFirst="0" w:colLast="0" w:name="_heading=h.gfi1afcspqs" w:id="9"/>
+      <w:bookmarkEnd w:id="9"/>
+      <w:r>
+        <w:rPr>
+          <w:color w:val="000000"/>
+          <w:rtl w:val="0"/>
+        </w:rPr>
+        <w:t xml:space="preserve">Figure 6.2: AppNavigation.kt source code illustrating the NavHost controller and composable route definitions</w:t>
+      </w:r>
+    </w:p>
+    <w:p>
+      <w:pPr>
+        <w:spacing w:line="276" w:lineRule="auto"/>
+        <w:rPr>
+          <w:i w:val="1"/>
+          <w:iCs w:val="1"/>
+          <w:sz w:val="22"/>
+          <w:szCs w:val="22"/>
+        </w:rPr>
+      </w:pPr>
+      <w:r>
+        <w:rPr>
+          <w:sz w:val="22"/>
+          <w:szCs w:val="22"/>
+        </w:rPr>
+        <w:drawing>
+          <wp:inline distB="114300" distT="114300" distL="114300" distR="114300">
+            <wp:extent cx="5033963" cy="3581400"/>
+            <wp:effectExtent b="0" l="0" r="0" t="0"/>
+            <wp:docPr id="6" name="image2.png"/>
+            <a:graphic>
+              <a:graphicData uri="http://schemas.openxmlformats.org/drawingml/2006/picture">
+                <pic:pic>
+                  <pic:nvPicPr>
+                    <pic:cNvPr id="0" name="image2.png"/>
+                    <pic:cNvPicPr preferRelativeResize="0"/>
+                  </pic:nvPicPr>
+                  <pic:blipFill>
+                    <a:blip r:embed="rId11"/>
+                    <a:srcRect b="0" l="22425" r="21761" t="0"/>
+                    <a:stretch>
+                      <a:fillRect/>
+                    </a:stretch>
+                  </pic:blipFill>
+                  <pic:spPr>
+                    <a:xfrm>
+                      <a:off x="0" y="0"/>
+                      <a:ext cx="5033963" cy="3581400"/>
+                    </a:xfrm>
+                    <a:prstGeom prst="rect"/>
+                    <a:ln/>
+                  </pic:spPr>
+                </pic:pic>
+              </a:graphicData>
+            </a:graphic>
+          </wp:inline>
+        </w:drawing>
+      </w:r>
+      <w:r>
+        <w:rPr>
+          <w:rtl w:val="0"/>
+        </w:rPr>
+      </w:r>
+    </w:p>
+    <w:p>
+      <w:pPr>
+        <w:spacing w:after="0" w:before="0" w:line="276" w:lineRule="auto"/>
+        <w:rPr/>
+      </w:pPr>
+      <w:r>
+        <w:rPr>
+          <w:rtl w:val="0"/>
+        </w:rPr>
+      </w:r>
+    </w:p>
+    <w:p>
+      <w:pPr>
+        <w:pStyle w:val="Heading2"/>
+        <w:spacing w:after="120" w:before="240" w:line="276" w:lineRule="auto"/>
+        <w:jc w:val="left"/>
+        <w:rPr/>
+      </w:pPr>
+      <w:r>
+        <w:rPr>
+          <w:rFonts w:ascii="Times New Roman" w:cs="Times New Roman" w:eastAsia="Times New Roman" w:hAnsi="Times New Roman"/>
+          <w:b w:val="1"/>
+          <w:bCs w:val="1"/>
+          <w:sz w:val="28"/>
+          <w:szCs w:val="28"/>
+          <w:rtl w:val="0"/>
+        </w:rPr>
+        <w:t xml:space="preserve">6.3 Local Data Management </w:t>
+      </w:r>
+      <w:r>
+        <w:rPr>
+          <w:rtl w:val="0"/>
+        </w:rPr>
+      </w:r>
+    </w:p>
+    <w:p>
+      <w:pPr>
+        <w:spacing w:after="120" w:before="0" w:line="276" w:lineRule="auto"/>
+        <w:jc w:val="both"/>
+        <w:rPr/>
+      </w:pPr>
+      <w:r>
+        <w:rPr>
+          <w:sz w:val="28"/>
+          <w:szCs w:val="28"/>
+          <w:rtl w:val="0"/>
+        </w:rPr>
+        <w:t xml:space="preserve">(Week5) </w:t>
+      </w:r>
+      <w:r>
+        <w:rPr>
+          <w:rFonts w:ascii="Times New Roman" w:cs="Times New Roman" w:eastAsia="Times New Roman" w:hAnsi="Times New Roman"/>
+          <w:sz w:val="26"/>
+          <w:szCs w:val="26"/>
+          <w:rtl w:val="0"/>
+        </w:rPr>
+        <w:t xml:space="preserve">To operationalize the application’s offline-first mandate, a high-performance persistence layer was engineered, centred on the FavoritesManager class. This component abstracts standard CRUD operations into a thread-safe interface for managing user-defined service bookmarks. Leveraging the SharedPreferences API, the system executes persistent storage operations using asynchronous .apply() commits. This strategy ensures that write operations are queued for background execution, thereby preventing UI thread blocking and maintaining low-latency responsiveness. By utilizing non-volatile XML storage for state serialization, the system guarantees data integrity across disparate application execution lifecycles</w:t>
+      </w:r>
+      <w:r>
+        <w:rPr>
+          <w:rtl w:val="0"/>
+        </w:rPr>
+        <w:t xml:space="preserve">.</w:t>
+      </w:r>
+    </w:p>
+    <w:p>
+      <w:pPr>
+        <w:spacing w:after="120" w:before="0" w:line="276" w:lineRule="auto"/>
+        <w:jc w:val="both"/>
+        <w:rPr/>
+      </w:pPr>
+      <w:r>
+        <w:rPr>
+          <w:rtl w:val="0"/>
+        </w:rPr>
+      </w:r>
+    </w:p>
+    <w:p>
+      <w:pPr>
+        <w:spacing w:after="120" w:before="0" w:line="276" w:lineRule="auto"/>
+        <w:jc w:val="both"/>
+        <w:rPr/>
+      </w:pPr>
+      <w:r>
+        <w:rPr>
+          <w:rtl w:val="0"/>
+        </w:rPr>
+      </w:r>
+    </w:p>
+    <w:p>
+      <w:pPr>
+        <w:spacing w:after="120" w:before="0" w:line="276" w:lineRule="auto"/>
+        <w:jc w:val="both"/>
+        <w:rPr/>
+      </w:pPr>
+      <w:r>
+        <w:rPr>
+          <w:rtl w:val="0"/>
+        </w:rPr>
+      </w:r>
+    </w:p>
+    <w:p>
+      <w:pPr>
+        <w:spacing w:after="120" w:before="0" w:line="276" w:lineRule="auto"/>
+        <w:jc w:val="both"/>
+        <w:rPr/>
+      </w:pPr>
+      <w:r>
+        <w:rPr>
+          <w:rtl w:val="0"/>
+        </w:rPr>
+      </w:r>
+    </w:p>
+    <w:p>
+      <w:pPr>
+        <w:spacing w:after="120" w:before="0" w:line="276" w:lineRule="auto"/>
+        <w:jc w:val="both"/>
+        <w:rPr/>
+      </w:pPr>
+      <w:r>
+        <w:rPr>
+          <w:rtl w:val="0"/>
+        </w:rPr>
+      </w:r>
+    </w:p>
+    <w:p>
+      <w:pPr>
+        <w:spacing w:after="120" w:before="60" w:line="276" w:lineRule="auto"/>
+        <w:jc w:val="center"/>
+        <w:rPr>
+          <w:i w:val="1"/>
+          <w:iCs w:val="1"/>
+          <w:sz w:val="22"/>
+          <w:szCs w:val="22"/>
+        </w:rPr>
+      </w:pPr>
+      <w:r>
+        <w:rPr>
+          <w:rtl w:val="0"/>
+        </w:rPr>
+      </w:r>
+    </w:p>
+    <w:p>
+      <w:pPr>
+        <w:pStyle w:val="Heading3"/>
+        <w:spacing w:after="120" w:before="60" w:line="276" w:lineRule="auto"/>
+        <w:jc w:val="center"/>
+        <w:rPr>
+          <w:color w:val="000000"/>
+        </w:rPr>
+      </w:pPr>
+      <w:bookmarkStart w:colFirst="0" w:colLast="0" w:name="_heading=h.41564zz6jjnx" w:id="10"/>
+      <w:bookmarkEnd w:id="10"/>
+      <w:r>
+        <w:rPr>
+          <w:color w:val="000000"/>
+          <w:rtl w:val="0"/>
+        </w:rPr>
+        <w:t xml:space="preserve">Figure 6.3: FavoritesManager class implementation demonstrating asynchronous SharedPreferences commit operations for offline data persistence</w:t>
+      </w:r>
+    </w:p>
+    <w:p>
+      <w:pPr>
+        <w:pStyle w:val="Heading3"/>
+        <w:spacing w:line="276" w:lineRule="auto"/>
+        <w:rPr>
+          <w:color w:val="000000"/>
+          <w:sz w:val="28"/>
+          <w:szCs w:val="28"/>
+        </w:rPr>
+      </w:pPr>
+      <w:bookmarkStart w:colFirst="0" w:colLast="0" w:name="_heading=h.5rlpwk6jce12" w:id="11"/>
+      <w:bookmarkEnd w:id="11"/>
+      <w:r>
+        <w:rPr>
+          <w:color w:val="000000"/>
+          <w:sz w:val="22"/>
+          <w:szCs w:val="22"/>
+        </w:rPr>
+        <w:drawing>
+          <wp:inline distB="114300" distT="114300" distL="114300" distR="114300">
+            <wp:extent cx="5110163" cy="3581400"/>
+            <wp:effectExtent b="0" l="0" r="0" t="0"/>
+            <wp:docPr id="1" name="image3.png"/>
+            <a:graphic>
+              <a:graphicData uri="http://schemas.openxmlformats.org/drawingml/2006/picture">
+                <pic:pic>
+                  <pic:nvPicPr>
+                    <pic:cNvPr id="0" name="image3.png"/>
+                    <pic:cNvPicPr preferRelativeResize="0"/>
+                  </pic:nvPicPr>
+                  <pic:blipFill>
+                    <a:blip r:embed="rId12"/>
+                    <a:srcRect b="0" l="22093" r="32724" t="0"/>
+                    <a:stretch>
+                      <a:fillRect/>
+                    </a:stretch>
+                  </pic:blipFill>
+                  <pic:spPr>
+                    <a:xfrm>
+                      <a:off x="0" y="0"/>
+                      <a:ext cx="5110163" cy="3581400"/>
+                    </a:xfrm>
+                    <a:prstGeom prst="rect"/>
+                    <a:ln/>
+                  </pic:spPr>
+                </pic:pic>
+              </a:graphicData>
+            </a:graphic>
+          </wp:inline>
+        </w:drawing>
+      </w:r>
+      <w:r>
+        <w:rPr>
+          <w:rtl w:val="0"/>
+        </w:rPr>
+      </w:r>
+    </w:p>
+    <w:p>
+      <w:pPr>
+        <w:pStyle w:val="Heading3"/>
+        <w:pBdr>
+          <w:top w:color="auto" w:space="0" w:sz="0" w:val="none"/>
+          <w:left w:color="auto" w:space="0" w:sz="0" w:val="none"/>
+          <w:bottom w:color="auto" w:space="0" w:sz="0" w:val="none"/>
+          <w:right w:color="auto" w:space="0" w:sz="0" w:val="none"/>
+          <w:between w:color="auto" w:space="0" w:sz="0" w:val="none"/>
+        </w:pBdr>
+        <w:spacing w:after="0" w:line="276" w:lineRule="auto"/>
+        <w:rPr>
+          <w:color w:val="000000"/>
+          <w:sz w:val="28"/>
+          <w:szCs w:val="28"/>
+        </w:rPr>
+      </w:pPr>
+      <w:bookmarkStart w:colFirst="0" w:colLast="0" w:name="_heading=h.vkq5e5jv4i99" w:id="12"/>
+      <w:bookmarkEnd w:id="12"/>
+      <w:r>
+        <w:rPr>
+          <w:rtl w:val="0"/>
+        </w:rPr>
+      </w:r>
+    </w:p>
+    <w:p>
+      <w:pPr>
+        <w:spacing w:line="276" w:lineRule="auto"/>
+        <w:rPr>
+          <w:sz w:val="22"/>
+          <w:szCs w:val="22"/>
+        </w:rPr>
+      </w:pPr>
+      <w:r>
+        <w:rPr>
+          <w:rtl w:val="0"/>
+        </w:rPr>
+      </w:r>
+    </w:p>
+    <w:p>
+      <w:pPr>
+        <w:spacing w:line="276" w:lineRule="auto"/>
+        <w:rPr>
+          <w:sz w:val="22"/>
+          <w:szCs w:val="22"/>
+        </w:rPr>
+      </w:pPr>
+      <w:r>
+        <w:rPr>
+          <w:rtl w:val="0"/>
+        </w:rPr>
+      </w:r>
+    </w:p>
+    <w:p>
+      <w:pPr>
+        <w:spacing w:line="276" w:lineRule="auto"/>
+        <w:rPr>
+          <w:i w:val="1"/>
+          <w:iCs w:val="1"/>
+          <w:sz w:val="22"/>
+          <w:szCs w:val="22"/>
+        </w:rPr>
+      </w:pPr>
+      <w:r>
+        <w:rPr>
+          <w:rtl w:val="0"/>
+        </w:rPr>
       </w:r>
     </w:p>
     <w:p>
@@ -3040,7 +4488,7 @@
 
 <file path=customXML/item1.xml><?xml version="1.0" encoding="utf-8"?>
 <go:gDocsCustomXmlDataStorage xmlns:go="http://customooxmlschemas.google.com/" xmlns:r="http://schemas.openxmlformats.org/officeDocument/2006/relationships" uri="GoogleDocsCustomDataVersion2">
-  <go:docsCustomData xmlns:go="http://customooxmlschemas.google.com/" roundtripDataSignature="AMtx7mjL5HP10QwM2BE75qhD6ty5FvUhVQ==">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</go:docsCustomData>
+  <go:docsCustomData xmlns:go="http://customooxmlschemas.google.com/" roundtripDataSignature="AMtx7mj9lZFLwDK5emFj+T07OSb210P+Ew==">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</go:docsCustomData>
 </go:gDocsCustomXmlDataStorage>
 </file>
 

--- a/documentation/report/Thika-Service-Finder-Report .docx
+++ b/documentation/report/Thika-Service-Finder-Report .docx
@@ -623,7 +623,7 @@
     </w:p>
     <w:sdt>
       <w:sdtPr>
-        <w:id w:val="1555501486"/>
+        <w:id w:val="655673483"/>
         <w:docPartObj>
           <w:docPartGallery w:val="Table of Contents"/>
           <w:docPartUnique w:val="1"/>
@@ -2572,12 +2572,12 @@
           <wp:inline distB="114300" distT="114300" distL="114300" distR="114300">
             <wp:extent cx="5267325" cy="2611045"/>
             <wp:effectExtent b="0" l="0" r="0" t="0"/>
-            <wp:docPr id="5" name="image4.png"/>
+            <wp:docPr id="5" name="image5.png"/>
             <a:graphic>
               <a:graphicData uri="http://schemas.openxmlformats.org/drawingml/2006/picture">
                 <pic:pic>
                   <pic:nvPicPr>
-                    <pic:cNvPr id="0" name="image4.png"/>
+                    <pic:cNvPr id="0" name="image5.png"/>
                     <pic:cNvPicPr preferRelativeResize="0"/>
                   </pic:nvPicPr>
                   <pic:blipFill>
@@ -2728,12 +2728,12 @@
           <wp:inline distB="114300" distT="114300" distL="114300" distR="114300">
             <wp:extent cx="5731200" cy="5626100"/>
             <wp:effectExtent b="0" l="0" r="0" t="0"/>
-            <wp:docPr id="4" name="image5.png"/>
+            <wp:docPr id="4" name="image2.png"/>
             <a:graphic>
               <a:graphicData uri="http://schemas.openxmlformats.org/drawingml/2006/picture">
                 <pic:pic>
                   <pic:nvPicPr>
-                    <pic:cNvPr id="0" name="image5.png"/>
+                    <pic:cNvPr id="0" name="image2.png"/>
                     <pic:cNvPicPr preferRelativeResize="0"/>
                   </pic:nvPicPr>
                   <pic:blipFill>
@@ -3369,8 +3369,6 @@
     </w:p>
     <w:p>
       <w:pPr>
-        <w:spacing w:after="120" w:before="0" w:line="276" w:lineRule="auto"/>
-        <w:jc w:val="both"/>
         <w:rPr/>
       </w:pPr>
       <w:r>
@@ -3383,50 +3381,54 @@
       <w:pPr>
         <w:pStyle w:val="Heading3"/>
         <w:spacing w:line="276" w:lineRule="auto"/>
+        <w:rPr/>
+      </w:pPr>
+      <w:bookmarkStart w:colFirst="0" w:colLast="0" w:name="_heading=h.rjpspqpt7p6z" w:id="9"/>
+      <w:bookmarkEnd w:id="9"/>
+      <w:r>
         <w:rPr>
           <w:color w:val="000000"/>
-        </w:rPr>
-      </w:pPr>
-      <w:bookmarkStart w:colFirst="0" w:colLast="0" w:name="_heading=h.gfi1afcspqs" w:id="9"/>
-      <w:bookmarkEnd w:id="9"/>
-      <w:r>
-        <w:rPr>
-          <w:color w:val="000000"/>
           <w:rtl w:val="0"/>
         </w:rPr>
         <w:t xml:space="preserve">Figure 6.2: AppNavigation.kt source code illustrating the NavHost controller and composable route definitions</w:t>
       </w:r>
-    </w:p>
-    <w:p>
-      <w:pPr>
-        <w:spacing w:line="276" w:lineRule="auto"/>
-        <w:rPr>
-          <w:i w:val="1"/>
-          <w:iCs w:val="1"/>
-          <w:sz w:val="22"/>
-          <w:szCs w:val="22"/>
-        </w:rPr>
-      </w:pPr>
-      <w:r>
-        <w:rPr>
-          <w:sz w:val="22"/>
-          <w:szCs w:val="22"/>
-        </w:rPr>
+      <w:r>
+        <w:rPr>
+          <w:rtl w:val="0"/>
+        </w:rPr>
+      </w:r>
+    </w:p>
+    <w:p>
+      <w:pPr>
+        <w:rPr/>
+      </w:pPr>
+      <w:r>
+        <w:rPr>
+          <w:rtl w:val="0"/>
+        </w:rPr>
+      </w:r>
+    </w:p>
+    <w:p>
+      <w:pPr>
+        <w:rPr/>
+      </w:pPr>
+      <w:r>
+        <w:rPr/>
         <w:drawing>
           <wp:inline distB="114300" distT="114300" distL="114300" distR="114300">
-            <wp:extent cx="5033963" cy="3581400"/>
+            <wp:extent cx="5734050" cy="8008162"/>
             <wp:effectExtent b="0" l="0" r="0" t="0"/>
-            <wp:docPr id="6" name="image2.png"/>
+            <wp:docPr id="1" name="image4.png"/>
             <a:graphic>
               <a:graphicData uri="http://schemas.openxmlformats.org/drawingml/2006/picture">
                 <pic:pic>
                   <pic:nvPicPr>
-                    <pic:cNvPr id="0" name="image2.png"/>
+                    <pic:cNvPr id="0" name="image4.png"/>
                     <pic:cNvPicPr preferRelativeResize="0"/>
                   </pic:nvPicPr>
                   <pic:blipFill>
                     <a:blip r:embed="rId11"/>
-                    <a:srcRect b="0" l="22425" r="21761" t="0"/>
+                    <a:srcRect b="-3033" l="0" r="0" t="0"/>
                     <a:stretch>
                       <a:fillRect/>
                     </a:stretch>
@@ -3434,7 +3436,7 @@
                   <pic:spPr>
                     <a:xfrm>
                       <a:off x="0" y="0"/>
-                      <a:ext cx="5033963" cy="3581400"/>
+                      <a:ext cx="5734050" cy="8008162"/>
                     </a:xfrm>
                     <a:prstGeom prst="rect"/>
                     <a:ln/>
@@ -3453,20 +3455,16 @@
     </w:p>
     <w:p>
       <w:pPr>
-        <w:spacing w:after="0" w:before="0" w:line="276" w:lineRule="auto"/>
-        <w:rPr/>
-      </w:pPr>
-      <w:r>
-        <w:rPr>
-          <w:rtl w:val="0"/>
-        </w:rPr>
-      </w:r>
-    </w:p>
-    <w:p>
-      <w:pPr>
-        <w:pStyle w:val="Heading2"/>
-        <w:spacing w:after="120" w:before="240" w:line="276" w:lineRule="auto"/>
-        <w:jc w:val="left"/>
+        <w:rPr/>
+      </w:pPr>
+      <w:r>
+        <w:rPr>
+          <w:rtl w:val="0"/>
+        </w:rPr>
+      </w:r>
+    </w:p>
+    <w:p>
+      <w:pPr>
         <w:rPr/>
       </w:pPr>
       <w:r>
@@ -3490,96 +3488,6 @@
       <w:pPr>
         <w:spacing w:after="120" w:before="0" w:line="276" w:lineRule="auto"/>
         <w:jc w:val="both"/>
-        <w:rPr/>
-      </w:pPr>
-      <w:r>
-        <w:rPr>
-          <w:sz w:val="28"/>
-          <w:szCs w:val="28"/>
-          <w:rtl w:val="0"/>
-        </w:rPr>
-        <w:t xml:space="preserve">(Week5) </w:t>
-      </w:r>
-      <w:r>
-        <w:rPr>
-          <w:rFonts w:ascii="Times New Roman" w:cs="Times New Roman" w:eastAsia="Times New Roman" w:hAnsi="Times New Roman"/>
-          <w:sz w:val="26"/>
-          <w:szCs w:val="26"/>
-          <w:rtl w:val="0"/>
-        </w:rPr>
-        <w:t xml:space="preserve">To operationalize the application’s offline-first mandate, a high-performance persistence layer was engineered, centred on the FavoritesManager class. This component abstracts standard CRUD operations into a thread-safe interface for managing user-defined service bookmarks. Leveraging the SharedPreferences API, the system executes persistent storage operations using asynchronous .apply() commits. This strategy ensures that write operations are queued for background execution, thereby preventing UI thread blocking and maintaining low-latency responsiveness. By utilizing non-volatile XML storage for state serialization, the system guarantees data integrity across disparate application execution lifecycles</w:t>
-      </w:r>
-      <w:r>
-        <w:rPr>
-          <w:rtl w:val="0"/>
-        </w:rPr>
-        <w:t xml:space="preserve">.</w:t>
-      </w:r>
-    </w:p>
-    <w:p>
-      <w:pPr>
-        <w:spacing w:after="120" w:before="0" w:line="276" w:lineRule="auto"/>
-        <w:jc w:val="both"/>
-        <w:rPr/>
-      </w:pPr>
-      <w:r>
-        <w:rPr>
-          <w:rtl w:val="0"/>
-        </w:rPr>
-      </w:r>
-    </w:p>
-    <w:p>
-      <w:pPr>
-        <w:spacing w:after="120" w:before="0" w:line="276" w:lineRule="auto"/>
-        <w:jc w:val="both"/>
-        <w:rPr/>
-      </w:pPr>
-      <w:r>
-        <w:rPr>
-          <w:rtl w:val="0"/>
-        </w:rPr>
-      </w:r>
-    </w:p>
-    <w:p>
-      <w:pPr>
-        <w:spacing w:after="120" w:before="0" w:line="276" w:lineRule="auto"/>
-        <w:jc w:val="both"/>
-        <w:rPr/>
-      </w:pPr>
-      <w:r>
-        <w:rPr>
-          <w:rtl w:val="0"/>
-        </w:rPr>
-      </w:r>
-    </w:p>
-    <w:p>
-      <w:pPr>
-        <w:spacing w:after="120" w:before="0" w:line="276" w:lineRule="auto"/>
-        <w:jc w:val="both"/>
-        <w:rPr/>
-      </w:pPr>
-      <w:r>
-        <w:rPr>
-          <w:rtl w:val="0"/>
-        </w:rPr>
-      </w:r>
-    </w:p>
-    <w:p>
-      <w:pPr>
-        <w:spacing w:after="120" w:before="0" w:line="276" w:lineRule="auto"/>
-        <w:jc w:val="both"/>
-        <w:rPr/>
-      </w:pPr>
-      <w:r>
-        <w:rPr>
-          <w:rtl w:val="0"/>
-        </w:rPr>
-      </w:r>
-    </w:p>
-    <w:p>
-      <w:pPr>
-        <w:spacing w:after="120" w:before="60" w:line="276" w:lineRule="auto"/>
-        <w:jc w:val="center"/>
         <w:rPr>
           <w:i w:val="1"/>
           <w:iCs w:val="1"/>
@@ -3589,6 +3497,29 @@
       </w:pPr>
       <w:r>
         <w:rPr>
+          <w:sz w:val="28"/>
+          <w:szCs w:val="28"/>
+          <w:rtl w:val="0"/>
+        </w:rPr>
+        <w:t xml:space="preserve">(Week5) </w:t>
+      </w:r>
+      <w:r>
+        <w:rPr>
+          <w:rFonts w:ascii="Times New Roman" w:cs="Times New Roman" w:eastAsia="Times New Roman" w:hAnsi="Times New Roman"/>
+          <w:sz w:val="26"/>
+          <w:szCs w:val="26"/>
+          <w:rtl w:val="0"/>
+        </w:rPr>
+        <w:t xml:space="preserve">To operationalize the application’s offline-first mandate, a high-performance persistence layer was engineered, centred on the FavoritesManager class. This component abstracts standard CRUD operations into a thread-safe interface for managing user-defined service bookmarks. Leveraging the SharedPreferences API, the system executes persistent storage operations using asynchronous .apply() commits. This strategy ensures that write operations are queued for background execution, thereby preventing UI thread blocking and maintaining low-latency responsiveness. By utilizing non-volatile XML storage for state serialization, the system guarantees data integrity across disparate application execution lifecycles</w:t>
+      </w:r>
+      <w:r>
+        <w:rPr>
+          <w:rtl w:val="0"/>
+        </w:rPr>
+        <w:t xml:space="preserve">.</w:t>
+      </w:r>
+      <w:r>
+        <w:rPr>
           <w:rtl w:val="0"/>
         </w:rPr>
       </w:r>
@@ -3632,9 +3563,9 @@
         </w:rPr>
         <w:drawing>
           <wp:inline distB="114300" distT="114300" distL="114300" distR="114300">
-            <wp:extent cx="5110163" cy="3581400"/>
+            <wp:extent cx="5591175" cy="5610225"/>
             <wp:effectExtent b="0" l="0" r="0" t="0"/>
-            <wp:docPr id="1" name="image3.png"/>
+            <wp:docPr id="6" name="image3.png"/>
             <a:graphic>
               <a:graphicData uri="http://schemas.openxmlformats.org/drawingml/2006/picture">
                 <pic:pic>
@@ -3644,7 +3575,7 @@
                   </pic:nvPicPr>
                   <pic:blipFill>
                     <a:blip r:embed="rId12"/>
-                    <a:srcRect b="0" l="22093" r="32724" t="0"/>
+                    <a:srcRect b="0" l="0" r="0" t="0"/>
                     <a:stretch>
                       <a:fillRect/>
                     </a:stretch>
@@ -3652,7 +3583,7 @@
                   <pic:spPr>
                     <a:xfrm>
                       <a:off x="0" y="0"/>
-                      <a:ext cx="5110163" cy="3581400"/>
+                      <a:ext cx="5591175" cy="5610225"/>
                     </a:xfrm>
                     <a:prstGeom prst="rect"/>
                     <a:ln/>
@@ -3671,75 +3602,6 @@
     </w:p>
     <w:p>
       <w:pPr>
-        <w:pStyle w:val="Heading3"/>
-        <w:pBdr>
-          <w:top w:color="auto" w:space="0" w:sz="0" w:val="none"/>
-          <w:left w:color="auto" w:space="0" w:sz="0" w:val="none"/>
-          <w:bottom w:color="auto" w:space="0" w:sz="0" w:val="none"/>
-          <w:right w:color="auto" w:space="0" w:sz="0" w:val="none"/>
-          <w:between w:color="auto" w:space="0" w:sz="0" w:val="none"/>
-        </w:pBdr>
-        <w:spacing w:after="0" w:line="276" w:lineRule="auto"/>
-        <w:rPr>
-          <w:color w:val="000000"/>
-          <w:sz w:val="28"/>
-          <w:szCs w:val="28"/>
-        </w:rPr>
-      </w:pPr>
-      <w:bookmarkStart w:colFirst="0" w:colLast="0" w:name="_heading=h.vkq5e5jv4i99" w:id="12"/>
-      <w:bookmarkEnd w:id="12"/>
-      <w:r>
-        <w:rPr>
-          <w:rtl w:val="0"/>
-        </w:rPr>
-      </w:r>
-    </w:p>
-    <w:p>
-      <w:pPr>
-        <w:spacing w:line="276" w:lineRule="auto"/>
-        <w:rPr>
-          <w:sz w:val="22"/>
-          <w:szCs w:val="22"/>
-        </w:rPr>
-      </w:pPr>
-      <w:r>
-        <w:rPr>
-          <w:rtl w:val="0"/>
-        </w:rPr>
-      </w:r>
-    </w:p>
-    <w:p>
-      <w:pPr>
-        <w:spacing w:line="276" w:lineRule="auto"/>
-        <w:rPr>
-          <w:sz w:val="22"/>
-          <w:szCs w:val="22"/>
-        </w:rPr>
-      </w:pPr>
-      <w:r>
-        <w:rPr>
-          <w:rtl w:val="0"/>
-        </w:rPr>
-      </w:r>
-    </w:p>
-    <w:p>
-      <w:pPr>
-        <w:spacing w:line="276" w:lineRule="auto"/>
-        <w:rPr>
-          <w:i w:val="1"/>
-          <w:iCs w:val="1"/>
-          <w:sz w:val="22"/>
-          <w:szCs w:val="22"/>
-        </w:rPr>
-      </w:pPr>
-      <w:r>
-        <w:rPr>
-          <w:rtl w:val="0"/>
-        </w:rPr>
-      </w:r>
-    </w:p>
-    <w:p>
-      <w:pPr>
         <w:spacing w:after="0" w:before="0" w:line="276" w:lineRule="auto"/>
         <w:rPr/>
       </w:pPr>
@@ -3750,12 +3612,28 @@
       </w:r>
     </w:p>
     <w:sectPr>
+      <w:headerReference r:id="rId13" w:type="default"/>
       <w:pgSz w:h="16838" w:w="11906" w:orient="portrait"/>
       <w:pgMar w:bottom="1440" w:top="1440" w:left="1440" w:right="1440" w:header="708" w:footer="708"/>
       <w:pgNumType w:start="1"/>
     </w:sectPr>
   </w:body>
 </w:document>
+</file>
+
+<file path=word/header1.xml><?xml version="1.0" encoding="utf-8"?>
+<w:hdr xmlns:mc="http://schemas.openxmlformats.org/markup-compatibility/2006" xmlns:o="urn:schemas-microsoft-com:office:office" xmlns:r="http://schemas.openxmlformats.org/officeDocument/2006/relationships" xmlns:m="http://schemas.openxmlformats.org/officeDocument/2006/math" xmlns:v="urn:schemas-microsoft-com:vml" xmlns:wp="http://schemas.openxmlformats.org/drawingml/2006/wordprocessingDrawing" xmlns:w10="urn:schemas-microsoft-com:office:word" xmlns:w="http://schemas.openxmlformats.org/wordprocessingml/2006/main" xmlns:wne="http://schemas.microsoft.com/office/word/2006/wordml" xmlns:sl="http://schemas.openxmlformats.org/schemaLibrary/2006/main" xmlns:a="http://schemas.openxmlformats.org/drawingml/2006/main" xmlns:pic="http://schemas.openxmlformats.org/drawingml/2006/picture" xmlns:c="http://schemas.openxmlformats.org/drawingml/2006/chart" xmlns:lc="http://schemas.openxmlformats.org/drawingml/2006/lockedCanvas" xmlns:dgm="http://schemas.openxmlformats.org/drawingml/2006/diagram" xmlns:wps="http://schemas.microsoft.com/office/word/2010/wordprocessingShape" xmlns:wpg="http://schemas.microsoft.com/office/word/2010/wordprocessingGroup" xmlns:w14="http://schemas.microsoft.com/office/word/2010/wordml" xmlns:w15="http://schemas.microsoft.com/office/word/2012/wordml" xmlns:w16="http://schemas.microsoft.com/office/word/2018/wordml" xmlns:w16cex="http://schemas.microsoft.com/office/word/2018/wordml/cex" xmlns:w16cid="http://schemas.microsoft.com/office/word/2016/wordml/cid" xmlns="http://schemas.microsoft.com/office/tasks/2019/documenttasks" xmlns:cr="http://schemas.microsoft.com/office/comments/2020/reactions">
+  <w:p>
+    <w:pPr>
+      <w:rPr/>
+    </w:pPr>
+    <w:r>
+      <w:rPr>
+        <w:rtl w:val="0"/>
+      </w:rPr>
+    </w:r>
+  </w:p>
+</w:hdr>
 </file>
 
 <file path=word/numbering.xml><?xml version="1.0" encoding="utf-8"?>
@@ -4488,7 +4366,7 @@
 
 <file path=customXML/item1.xml><?xml version="1.0" encoding="utf-8"?>
 <go:gDocsCustomXmlDataStorage xmlns:go="http://customooxmlschemas.google.com/" xmlns:r="http://schemas.openxmlformats.org/officeDocument/2006/relationships" uri="GoogleDocsCustomDataVersion2">
-  <go:docsCustomData xmlns:go="http://customooxmlschemas.google.com/" roundtripDataSignature="AMtx7mj9lZFLwDK5emFj+T07OSb210P+Ew==">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</go:docsCustomData>
+  <go:docsCustomData xmlns:go="http://customooxmlschemas.google.com/" roundtripDataSignature="AMtx7mio9xGV2tT6ONHxVOE4iiNExalQyg==">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</go:docsCustomData>
 </go:gDocsCustomXmlDataStorage>
 </file>
 
